--- a/docs/00_thesis/guidelines/114.2資科系論文口試相關格式(在職班)(115.04.07)/01.(口試申請)論文考試申請檢核表(在職班)(表1)(115.04.02).docx
+++ b/docs/00_thesis/guidelines/114.2資科系論文口試相關格式(在職班)(115.04.07)/01.(口試申請)論文考試申請檢核表(在職班)(表1)(115.04.02).docx
@@ -1,6 +1,6 @@
 
 <file path=word/document.xml><?xml version="1.0" encoding="utf-8"?>
-<w:document xmlns:wpc="http://schemas.microsoft.com/office/word/2010/wordprocessingCanvas" xmlns:cx="http://schemas.microsoft.com/office/drawing/2014/chartex" xmlns:cx1="http://schemas.microsoft.com/office/drawing/2015/9/8/chartex" xmlns:cx2="http://schemas.microsoft.com/office/drawing/2015/10/21/chartex" xmlns:cx3="http://schemas.microsoft.com/office/drawing/2016/5/9/chartex" xmlns:cx4="http://schemas.microsoft.com/office/drawing/2016/5/10/chartex" xmlns:cx5="http://schemas.microsoft.com/office/drawing/2016/5/11/chartex" xmlns:cx6="http://schemas.microsoft.com/office/drawing/2016/5/12/chartex" xmlns:cx7="http://schemas.microsoft.com/office/drawing/2016/5/13/chartex" xmlns:cx8="http://schemas.microsoft.com/office/drawing/2016/5/14/chartex" xmlns:mc="http://schemas.openxmlformats.org/markup-compatibility/2006" xmlns:aink="http://schemas.microsoft.com/office/drawing/2016/ink" xmlns:am3d="http://schemas.microsoft.com/office/drawing/2017/model3d" xmlns:o="urn:schemas-microsoft-com:office:office" xmlns:oel="http://schemas.microsoft.com/office/2019/extlst" xmlns:r="http://schemas.openxmlformats.org/officeDocument/2006/relationships" xmlns:m="http://schemas.openxmlformats.org/officeDocument/2006/math" xmlns:v="urn:schemas-microsoft-com:vml" xmlns:wp14="http://schemas.microsoft.com/office/word/2010/wordprocessingDrawing" xmlns:wp="http://schemas.openxmlformats.org/drawingml/2006/wordprocessingDrawing" xmlns:w10="urn:schemas-microsoft-com:office:word" xmlns:w="http://schemas.openxmlformats.org/wordprocessingml/2006/main" xmlns:w14="http://schemas.microsoft.com/office/word/2010/wordml" xmlns:w15="http://schemas.microsoft.com/office/word/2012/wordml" xmlns:w16cex="http://schemas.microsoft.com/office/word/2018/wordml/cex" xmlns:w16cid="http://schemas.microsoft.com/office/word/2016/wordml/cid" xmlns:w16="http://schemas.microsoft.com/office/word/2018/wordml" xmlns:w16du="http://schemas.microsoft.com/office/word/2023/wordml/word16du" xmlns:w16sdtdh="http://schemas.microsoft.com/office/word/2020/wordml/sdtdatahash" xmlns:w16sdtfl="http://schemas.microsoft.com/office/word/2024/wordml/sdtformatlock" xmlns:w16se="http://schemas.microsoft.com/office/word/2015/wordml/symex" xmlns:wpg="http://schemas.microsoft.com/office/word/2010/wordprocessingGroup" xmlns:wpi="http://schemas.microsoft.com/office/word/2010/wordprocessingInk" xmlns:wne="http://schemas.microsoft.com/office/word/2006/wordml" xmlns:wps="http://schemas.microsoft.com/office/word/2010/wordprocessingShape" mc:Ignorable="w14 w15 w16se w16cid w16 w16cex w16sdtdh w16sdtfl w16du wp14">
+<w:document xmlns:wpc="http://schemas.microsoft.com/office/word/2010/wordprocessingCanvas" xmlns:mc="http://schemas.openxmlformats.org/markup-compatibility/2006" xmlns:o="urn:schemas-microsoft-com:office:office" xmlns:r="http://schemas.openxmlformats.org/officeDocument/2006/relationships" xmlns:m="http://schemas.openxmlformats.org/officeDocument/2006/math" xmlns:v="urn:schemas-microsoft-com:vml" xmlns:wp14="http://schemas.microsoft.com/office/word/2010/wordprocessingDrawing" xmlns:wp="http://schemas.openxmlformats.org/drawingml/2006/wordprocessingDrawing" xmlns:w10="urn:schemas-microsoft-com:office:word" xmlns:w="http://schemas.openxmlformats.org/wordprocessingml/2006/main" xmlns:w14="http://schemas.microsoft.com/office/word/2010/wordml" xmlns:wpg="http://schemas.microsoft.com/office/word/2010/wordprocessingGroup" xmlns:wpi="http://schemas.microsoft.com/office/word/2010/wordprocessingInk" xmlns:wne="http://schemas.microsoft.com/office/word/2006/wordml" xmlns:wps="http://schemas.microsoft.com/office/word/2010/wordprocessingShape" mc:Ignorable="w14 wp14">
   <w:body>
     <w:p>
       <w:pPr>
@@ -108,6 +108,7 @@
         </w:rPr>
         <w:t>姓名：</w:t>
       </w:r>
+      <w:proofErr w:type="gramStart"/>
       <w:r>
         <w:rPr>
           <w:rFonts w:ascii="新細明體" w:hAnsi="新細明體" w:hint="eastAsia"/>
@@ -115,8 +116,9 @@
           <w:sz w:val="30"/>
           <w:shd w:val="pct15" w:color="auto" w:fill="FFFFFF"/>
         </w:rPr>
-        <w:t>○○○</w:t>
+        <w:t>紀伯喬</w:t>
       </w:r>
+      <w:proofErr w:type="gramEnd"/>
       <w:r>
         <w:rPr>
           <w:rFonts w:ascii="新細明體" w:hAnsi="新細明體" w:hint="eastAsia"/>
@@ -133,7 +135,7 @@
           <w:sz w:val="30"/>
           <w:shd w:val="pct15" w:color="auto" w:fill="FFFFFF"/>
         </w:rPr>
-        <w:t>○○○○○○○○</w:t>
+        <w:t>21138X006</w:t>
       </w:r>
       <w:r>
         <w:rPr>
@@ -151,8 +153,10 @@
           <w:sz w:val="30"/>
           <w:shd w:val="pct15" w:color="auto" w:fill="FFFFFF"/>
         </w:rPr>
-        <w:t>○○○○○○○○○</w:t>
+        <w:t>0986642519</w:t>
       </w:r>
+      <w:bookmarkStart w:id="0" w:name="_GoBack"/>
+      <w:bookmarkEnd w:id="0"/>
     </w:p>
     <w:p>
       <w:pPr>
@@ -201,6 +205,7 @@
         </w:rPr>
         <w:t>1-13</w:t>
       </w:r>
+      <w:proofErr w:type="gramStart"/>
       <w:r>
         <w:rPr>
           <w:rFonts w:ascii="新細明體" w:hAnsi="新細明體" w:hint="eastAsia"/>
@@ -210,7 +215,19 @@
           <w:szCs w:val="44"/>
           <w:highlight w:val="cyan"/>
         </w:rPr>
-        <w:t>均需印出紙本</w:t>
+        <w:t>均需印</w:t>
+      </w:r>
+      <w:proofErr w:type="gramEnd"/>
+      <w:r>
+        <w:rPr>
+          <w:rFonts w:ascii="新細明體" w:hAnsi="新細明體" w:hint="eastAsia"/>
+          <w:b/>
+          <w:color w:val="FF0000"/>
+          <w:sz w:val="44"/>
+          <w:szCs w:val="44"/>
+          <w:highlight w:val="cyan"/>
+        </w:rPr>
+        <w:t>出紙本</w:t>
       </w:r>
       <w:r>
         <w:rPr>
@@ -257,7 +274,18 @@
           <w:sz w:val="30"/>
           <w:shd w:val="clear" w:color="auto" w:fill="FFFFFF"/>
         </w:rPr>
-        <w:t>指導老師</w:t>
+        <w:t>指導</w:t>
+      </w:r>
+      <w:proofErr w:type="gramStart"/>
+      <w:r>
+        <w:rPr>
+          <w:rFonts w:ascii="新細明體" w:hAnsi="新細明體" w:hint="eastAsia"/>
+          <w:b/>
+          <w:color w:val="FF0000"/>
+          <w:sz w:val="30"/>
+          <w:shd w:val="clear" w:color="auto" w:fill="FFFFFF"/>
+        </w:rPr>
+        <w:t>老師</w:t>
       </w:r>
       <w:r>
         <w:rPr>
@@ -279,6 +307,7 @@
         </w:rPr>
         <w:t>簽名</w:t>
       </w:r>
+      <w:proofErr w:type="gramEnd"/>
       <w:r>
         <w:rPr>
           <w:rFonts w:ascii="新細明體" w:hAnsi="新細明體" w:hint="eastAsia"/>
@@ -362,6 +391,7 @@
         </w:rPr>
         <w:t xml:space="preserve"> </w:t>
       </w:r>
+      <w:proofErr w:type="gramStart"/>
       <w:r>
         <w:rPr>
           <w:rStyle w:val="style61"/>
@@ -371,7 +401,43 @@
           <w:szCs w:val="52"/>
           <w:highlight w:val="red"/>
         </w:rPr>
-        <w:t xml:space="preserve">勿延用學長姊表單或格式 </w:t>
+        <w:t>勿延用</w:t>
+      </w:r>
+      <w:proofErr w:type="gramEnd"/>
+      <w:r>
+        <w:rPr>
+          <w:rStyle w:val="style61"/>
+          <w:rFonts w:ascii="新細明體" w:hAnsi="新細明體" w:hint="eastAsia"/>
+          <w:color w:val="FFFF00"/>
+          <w:sz w:val="52"/>
+          <w:szCs w:val="52"/>
+          <w:highlight w:val="red"/>
+        </w:rPr>
+        <w:t>學長</w:t>
+      </w:r>
+      <w:proofErr w:type="gramStart"/>
+      <w:r>
+        <w:rPr>
+          <w:rStyle w:val="style61"/>
+          <w:rFonts w:ascii="新細明體" w:hAnsi="新細明體" w:hint="eastAsia"/>
+          <w:color w:val="FFFF00"/>
+          <w:sz w:val="52"/>
+          <w:szCs w:val="52"/>
+          <w:highlight w:val="red"/>
+        </w:rPr>
+        <w:t>姊</w:t>
+      </w:r>
+      <w:proofErr w:type="gramEnd"/>
+      <w:r>
+        <w:rPr>
+          <w:rStyle w:val="style61"/>
+          <w:rFonts w:ascii="新細明體" w:hAnsi="新細明體" w:hint="eastAsia"/>
+          <w:color w:val="FFFF00"/>
+          <w:sz w:val="52"/>
+          <w:szCs w:val="52"/>
+          <w:highlight w:val="red"/>
+        </w:rPr>
+        <w:t xml:space="preserve">表單或格式 </w:t>
       </w:r>
       <w:r>
         <w:rPr>
@@ -834,6 +900,7 @@
                 <w:szCs w:val="18"/>
               </w:rPr>
             </w:pPr>
+            <w:proofErr w:type="gramStart"/>
             <w:r>
               <w:rPr>
                 <w:rFonts w:ascii="新細明體" w:hAnsi="新細明體" w:hint="eastAsia"/>
@@ -844,6 +911,7 @@
               </w:rPr>
               <w:t>務</w:t>
             </w:r>
+            <w:proofErr w:type="gramEnd"/>
           </w:p>
           <w:p>
             <w:pPr>
@@ -903,6 +971,7 @@
                 <w:szCs w:val="18"/>
               </w:rPr>
             </w:pPr>
+            <w:proofErr w:type="gramStart"/>
             <w:r>
               <w:rPr>
                 <w:rFonts w:ascii="新細明體" w:hAnsi="新細明體" w:hint="eastAsia"/>
@@ -913,6 +982,7 @@
               </w:rPr>
               <w:t>妥</w:t>
             </w:r>
+            <w:proofErr w:type="gramEnd"/>
           </w:p>
           <w:p>
             <w:pPr>
@@ -1133,6 +1203,7 @@
                 <w:szCs w:val="18"/>
               </w:rPr>
             </w:pPr>
+            <w:proofErr w:type="gramStart"/>
             <w:r>
               <w:rPr>
                 <w:rFonts w:ascii="新細明體" w:hAnsi="新細明體" w:hint="eastAsia"/>
@@ -1143,6 +1214,7 @@
               </w:rPr>
               <w:t>勿</w:t>
             </w:r>
+            <w:proofErr w:type="gramEnd"/>
           </w:p>
           <w:p>
             <w:pPr>
@@ -1294,6 +1366,7 @@
                 <w:szCs w:val="18"/>
               </w:rPr>
             </w:pPr>
+            <w:proofErr w:type="gramStart"/>
             <w:r>
               <w:rPr>
                 <w:rFonts w:ascii="新細明體" w:hAnsi="新細明體" w:hint="eastAsia"/>
@@ -1304,6 +1377,7 @@
               </w:rPr>
               <w:t>準</w:t>
             </w:r>
+            <w:proofErr w:type="gramEnd"/>
           </w:p>
           <w:p>
             <w:pPr>
@@ -2216,7 +2290,25 @@
                 <w:b/>
                 <w:shd w:val="pct15" w:color="auto" w:fill="FFFFFF"/>
               </w:rPr>
-              <w:t>04.碩博學位論文原創性比對報告</w:t>
+              <w:t>04.</w:t>
+            </w:r>
+            <w:proofErr w:type="gramStart"/>
+            <w:r>
+              <w:rPr>
+                <w:rFonts w:ascii="新細明體" w:hAnsi="新細明體" w:hint="eastAsia"/>
+                <w:b/>
+                <w:shd w:val="pct15" w:color="auto" w:fill="FFFFFF"/>
+              </w:rPr>
+              <w:t>碩</w:t>
+            </w:r>
+            <w:proofErr w:type="gramEnd"/>
+            <w:r>
+              <w:rPr>
+                <w:rFonts w:ascii="新細明體" w:hAnsi="新細明體" w:hint="eastAsia"/>
+                <w:b/>
+                <w:shd w:val="pct15" w:color="auto" w:fill="FFFFFF"/>
+              </w:rPr>
+              <w:t>博學位論文原創性比對報告</w:t>
             </w:r>
             <w:r>
               <w:rPr>
@@ -4358,8 +4450,9 @@
                 <w:color w:val="FF0000"/>
                 <w:highlight w:val="yellow"/>
               </w:rPr>
-              <w:t>申請前務必完成所有資料並依序排列，勿</w:t>
-            </w:r>
+              <w:t>申請前務必完成所有資料並依序排列，</w:t>
+            </w:r>
+            <w:proofErr w:type="gramStart"/>
             <w:r>
               <w:rPr>
                 <w:rFonts w:ascii="新細明體" w:hAnsi="新細明體" w:hint="eastAsia"/>
@@ -4367,8 +4460,18 @@
                 <w:color w:val="FF0000"/>
                 <w:highlight w:val="yellow"/>
               </w:rPr>
+              <w:t>勿</w:t>
+            </w:r>
+            <w:r>
+              <w:rPr>
+                <w:rFonts w:ascii="新細明體" w:hAnsi="新細明體" w:hint="eastAsia"/>
+                <w:b/>
+                <w:color w:val="FF0000"/>
+                <w:highlight w:val="yellow"/>
+              </w:rPr>
               <w:t>於系辦</w:t>
             </w:r>
+            <w:proofErr w:type="gramEnd"/>
             <w:r>
               <w:rPr>
                 <w:rFonts w:ascii="新細明體" w:hAnsi="新細明體" w:hint="eastAsia"/>
@@ -4536,15 +4639,43 @@
                 <w:b/>
                 <w:color w:val="00B050"/>
               </w:rPr>
-              <w:t>隨身攜帶相關檔案電子檔</w:t>
-            </w:r>
+              <w:t>隨身攜帶相關檔案電子</w:t>
+            </w:r>
+            <w:proofErr w:type="gramStart"/>
             <w:r>
               <w:rPr>
                 <w:rFonts w:ascii="新細明體" w:hAnsi="新細明體" w:hint="eastAsia"/>
                 <w:b/>
                 <w:color w:val="00B050"/>
               </w:rPr>
-              <w:t>以便資料有誤時可隨時修正。</w:t>
+              <w:t>檔</w:t>
+            </w:r>
+            <w:proofErr w:type="gramEnd"/>
+            <w:r>
+              <w:rPr>
+                <w:rFonts w:ascii="新細明體" w:hAnsi="新細明體" w:hint="eastAsia"/>
+                <w:b/>
+                <w:color w:val="00B050"/>
+              </w:rPr>
+              <w:t>以便資料</w:t>
+            </w:r>
+            <w:proofErr w:type="gramStart"/>
+            <w:r>
+              <w:rPr>
+                <w:rFonts w:ascii="新細明體" w:hAnsi="新細明體" w:hint="eastAsia"/>
+                <w:b/>
+                <w:color w:val="00B050"/>
+              </w:rPr>
+              <w:t>有誤時可</w:t>
+            </w:r>
+            <w:proofErr w:type="gramEnd"/>
+            <w:r>
+              <w:rPr>
+                <w:rFonts w:ascii="新細明體" w:hAnsi="新細明體" w:hint="eastAsia"/>
+                <w:b/>
+                <w:color w:val="00B050"/>
+              </w:rPr>
+              <w:t>隨時修正。</w:t>
             </w:r>
           </w:p>
         </w:tc>
@@ -4749,8 +4880,21 @@
           <w:szCs w:val="48"/>
           <w:shd w:val="pct15" w:color="auto" w:fill="FFFFFF"/>
         </w:rPr>
-        <w:t>簽章＿＿＿＿＿</w:t>
+        <w:t>簽章</w:t>
       </w:r>
+      <w:proofErr w:type="gramStart"/>
+      <w:r>
+        <w:rPr>
+          <w:rFonts w:ascii="新細明體" w:hAnsi="新細明體" w:hint="eastAsia"/>
+          <w:b/>
+          <w:color w:val="FF0000"/>
+          <w:sz w:val="48"/>
+          <w:szCs w:val="48"/>
+          <w:shd w:val="pct15" w:color="auto" w:fill="FFFFFF"/>
+        </w:rPr>
+        <w:t>＿＿＿＿＿</w:t>
+      </w:r>
+      <w:proofErr w:type="gramEnd"/>
       <w:r>
         <w:rPr>
           <w:rFonts w:ascii="新細明體" w:hAnsi="新細明體" w:hint="eastAsia"/>
@@ -4807,7 +4951,7 @@
 </file>
 
 <file path=word/endnotes.xml><?xml version="1.0" encoding="utf-8"?>
-<w:endnotes xmlns:wpc="http://schemas.microsoft.com/office/word/2010/wordprocessingCanvas" xmlns:cx="http://schemas.microsoft.com/office/drawing/2014/chartex" xmlns:cx1="http://schemas.microsoft.com/office/drawing/2015/9/8/chartex" xmlns:cx2="http://schemas.microsoft.com/office/drawing/2015/10/21/chartex" xmlns:cx3="http://schemas.microsoft.com/office/drawing/2016/5/9/chartex" xmlns:cx4="http://schemas.microsoft.com/office/drawing/2016/5/10/chartex" xmlns:cx5="http://schemas.microsoft.com/office/drawing/2016/5/11/chartex" xmlns:cx6="http://schemas.microsoft.com/office/drawing/2016/5/12/chartex" xmlns:cx7="http://schemas.microsoft.com/office/drawing/2016/5/13/chartex" xmlns:cx8="http://schemas.microsoft.com/office/drawing/2016/5/14/chartex" xmlns:mc="http://schemas.openxmlformats.org/markup-compatibility/2006" xmlns:aink="http://schemas.microsoft.com/office/drawing/2016/ink" xmlns:am3d="http://schemas.microsoft.com/office/drawing/2017/model3d" xmlns:o="urn:schemas-microsoft-com:office:office" xmlns:oel="http://schemas.microsoft.com/office/2019/extlst" xmlns:r="http://schemas.openxmlformats.org/officeDocument/2006/relationships" xmlns:m="http://schemas.openxmlformats.org/officeDocument/2006/math" xmlns:v="urn:schemas-microsoft-com:vml" xmlns:wp14="http://schemas.microsoft.com/office/word/2010/wordprocessingDrawing" xmlns:wp="http://schemas.openxmlformats.org/drawingml/2006/wordprocessingDrawing" xmlns:w10="urn:schemas-microsoft-com:office:word" xmlns:w="http://schemas.openxmlformats.org/wordprocessingml/2006/main" xmlns:w14="http://schemas.microsoft.com/office/word/2010/wordml" xmlns:w15="http://schemas.microsoft.com/office/word/2012/wordml" xmlns:w16cex="http://schemas.microsoft.com/office/word/2018/wordml/cex" xmlns:w16cid="http://schemas.microsoft.com/office/word/2016/wordml/cid" xmlns:w16="http://schemas.microsoft.com/office/word/2018/wordml" xmlns:w16du="http://schemas.microsoft.com/office/word/2023/wordml/word16du" xmlns:w16sdtdh="http://schemas.microsoft.com/office/word/2020/wordml/sdtdatahash" xmlns:w16sdtfl="http://schemas.microsoft.com/office/word/2024/wordml/sdtformatlock" xmlns:w16se="http://schemas.microsoft.com/office/word/2015/wordml/symex" xmlns:wpg="http://schemas.microsoft.com/office/word/2010/wordprocessingGroup" xmlns:wpi="http://schemas.microsoft.com/office/word/2010/wordprocessingInk" xmlns:wne="http://schemas.microsoft.com/office/word/2006/wordml" xmlns:wps="http://schemas.microsoft.com/office/word/2010/wordprocessingShape" mc:Ignorable="w14 w15 w16se w16cid w16 w16cex w16sdtdh w16sdtfl w16du wp14">
+<w:endnotes xmlns:wpc="http://schemas.microsoft.com/office/word/2010/wordprocessingCanvas" xmlns:mc="http://schemas.openxmlformats.org/markup-compatibility/2006" xmlns:o="urn:schemas-microsoft-com:office:office" xmlns:r="http://schemas.openxmlformats.org/officeDocument/2006/relationships" xmlns:m="http://schemas.openxmlformats.org/officeDocument/2006/math" xmlns:v="urn:schemas-microsoft-com:vml" xmlns:wp14="http://schemas.microsoft.com/office/word/2010/wordprocessingDrawing" xmlns:wp="http://schemas.openxmlformats.org/drawingml/2006/wordprocessingDrawing" xmlns:w10="urn:schemas-microsoft-com:office:word" xmlns:w="http://schemas.openxmlformats.org/wordprocessingml/2006/main" xmlns:w14="http://schemas.microsoft.com/office/word/2010/wordml" xmlns:wpg="http://schemas.microsoft.com/office/word/2010/wordprocessingGroup" xmlns:wpi="http://schemas.microsoft.com/office/word/2010/wordprocessingInk" xmlns:wne="http://schemas.microsoft.com/office/word/2006/wordml" xmlns:wps="http://schemas.microsoft.com/office/word/2010/wordprocessingShape" mc:Ignorable="w14 wp14">
   <w:endnote w:type="separator" w:id="-1">
     <w:p>
       <w:r>
@@ -4826,7 +4970,7 @@
 </file>
 
 <file path=word/footnotes.xml><?xml version="1.0" encoding="utf-8"?>
-<w:footnotes xmlns:wpc="http://schemas.microsoft.com/office/word/2010/wordprocessingCanvas" xmlns:cx="http://schemas.microsoft.com/office/drawing/2014/chartex" xmlns:cx1="http://schemas.microsoft.com/office/drawing/2015/9/8/chartex" xmlns:cx2="http://schemas.microsoft.com/office/drawing/2015/10/21/chartex" xmlns:cx3="http://schemas.microsoft.com/office/drawing/2016/5/9/chartex" xmlns:cx4="http://schemas.microsoft.com/office/drawing/2016/5/10/chartex" xmlns:cx5="http://schemas.microsoft.com/office/drawing/2016/5/11/chartex" xmlns:cx6="http://schemas.microsoft.com/office/drawing/2016/5/12/chartex" xmlns:cx7="http://schemas.microsoft.com/office/drawing/2016/5/13/chartex" xmlns:cx8="http://schemas.microsoft.com/office/drawing/2016/5/14/chartex" xmlns:mc="http://schemas.openxmlformats.org/markup-compatibility/2006" xmlns:aink="http://schemas.microsoft.com/office/drawing/2016/ink" xmlns:am3d="http://schemas.microsoft.com/office/drawing/2017/model3d" xmlns:o="urn:schemas-microsoft-com:office:office" xmlns:oel="http://schemas.microsoft.com/office/2019/extlst" xmlns:r="http://schemas.openxmlformats.org/officeDocument/2006/relationships" xmlns:m="http://schemas.openxmlformats.org/officeDocument/2006/math" xmlns:v="urn:schemas-microsoft-com:vml" xmlns:wp14="http://schemas.microsoft.com/office/word/2010/wordprocessingDrawing" xmlns:wp="http://schemas.openxmlformats.org/drawingml/2006/wordprocessingDrawing" xmlns:w10="urn:schemas-microsoft-com:office:word" xmlns:w="http://schemas.openxmlformats.org/wordprocessingml/2006/main" xmlns:w14="http://schemas.microsoft.com/office/word/2010/wordml" xmlns:w15="http://schemas.microsoft.com/office/word/2012/wordml" xmlns:w16cex="http://schemas.microsoft.com/office/word/2018/wordml/cex" xmlns:w16cid="http://schemas.microsoft.com/office/word/2016/wordml/cid" xmlns:w16="http://schemas.microsoft.com/office/word/2018/wordml" xmlns:w16du="http://schemas.microsoft.com/office/word/2023/wordml/word16du" xmlns:w16sdtdh="http://schemas.microsoft.com/office/word/2020/wordml/sdtdatahash" xmlns:w16sdtfl="http://schemas.microsoft.com/office/word/2024/wordml/sdtformatlock" xmlns:w16se="http://schemas.microsoft.com/office/word/2015/wordml/symex" xmlns:wpg="http://schemas.microsoft.com/office/word/2010/wordprocessingGroup" xmlns:wpi="http://schemas.microsoft.com/office/word/2010/wordprocessingInk" xmlns:wne="http://schemas.microsoft.com/office/word/2006/wordml" xmlns:wps="http://schemas.microsoft.com/office/word/2010/wordprocessingShape" mc:Ignorable="w14 w15 w16se w16cid w16 w16cex w16sdtdh w16sdtfl w16du wp14">
+<w:footnotes xmlns:wpc="http://schemas.microsoft.com/office/word/2010/wordprocessingCanvas" xmlns:mc="http://schemas.openxmlformats.org/markup-compatibility/2006" xmlns:o="urn:schemas-microsoft-com:office:office" xmlns:r="http://schemas.openxmlformats.org/officeDocument/2006/relationships" xmlns:m="http://schemas.openxmlformats.org/officeDocument/2006/math" xmlns:v="urn:schemas-microsoft-com:vml" xmlns:wp14="http://schemas.microsoft.com/office/word/2010/wordprocessingDrawing" xmlns:wp="http://schemas.openxmlformats.org/drawingml/2006/wordprocessingDrawing" xmlns:w10="urn:schemas-microsoft-com:office:word" xmlns:w="http://schemas.openxmlformats.org/wordprocessingml/2006/main" xmlns:w14="http://schemas.microsoft.com/office/word/2010/wordml" xmlns:wpg="http://schemas.microsoft.com/office/word/2010/wordprocessingGroup" xmlns:wpi="http://schemas.microsoft.com/office/word/2010/wordprocessingInk" xmlns:wne="http://schemas.microsoft.com/office/word/2006/wordml" xmlns:wps="http://schemas.microsoft.com/office/word/2010/wordprocessingShape" mc:Ignorable="w14 wp14">
   <w:footnote w:type="separator" w:id="-1">
     <w:p>
       <w:r>
@@ -4845,8 +4989,8 @@
 </file>
 
 <file path=word/numbering.xml><?xml version="1.0" encoding="utf-8"?>
-<w:numbering xmlns:wpc="http://schemas.microsoft.com/office/word/2010/wordprocessingCanvas" xmlns:cx="http://schemas.microsoft.com/office/drawing/2014/chartex" xmlns:cx1="http://schemas.microsoft.com/office/drawing/2015/9/8/chartex" xmlns:cx2="http://schemas.microsoft.com/office/drawing/2015/10/21/chartex" xmlns:cx3="http://schemas.microsoft.com/office/drawing/2016/5/9/chartex" xmlns:cx4="http://schemas.microsoft.com/office/drawing/2016/5/10/chartex" xmlns:cx5="http://schemas.microsoft.com/office/drawing/2016/5/11/chartex" xmlns:cx6="http://schemas.microsoft.com/office/drawing/2016/5/12/chartex" xmlns:cx7="http://schemas.microsoft.com/office/drawing/2016/5/13/chartex" xmlns:cx8="http://schemas.microsoft.com/office/drawing/2016/5/14/chartex" xmlns:mc="http://schemas.openxmlformats.org/markup-compatibility/2006" xmlns:aink="http://schemas.microsoft.com/office/drawing/2016/ink" xmlns:am3d="http://schemas.microsoft.com/office/drawing/2017/model3d" xmlns:o="urn:schemas-microsoft-com:office:office" xmlns:oel="http://schemas.microsoft.com/office/2019/extlst" xmlns:r="http://schemas.openxmlformats.org/officeDocument/2006/relationships" xmlns:m="http://schemas.openxmlformats.org/officeDocument/2006/math" xmlns:v="urn:schemas-microsoft-com:vml" xmlns:wp14="http://schemas.microsoft.com/office/word/2010/wordprocessingDrawing" xmlns:wp="http://schemas.openxmlformats.org/drawingml/2006/wordprocessingDrawing" xmlns:w10="urn:schemas-microsoft-com:office:word" xmlns:w="http://schemas.openxmlformats.org/wordprocessingml/2006/main" xmlns:w14="http://schemas.microsoft.com/office/word/2010/wordml" xmlns:w15="http://schemas.microsoft.com/office/word/2012/wordml" xmlns:w16cex="http://schemas.microsoft.com/office/word/2018/wordml/cex" xmlns:w16cid="http://schemas.microsoft.com/office/word/2016/wordml/cid" xmlns:w16="http://schemas.microsoft.com/office/word/2018/wordml" xmlns:w16du="http://schemas.microsoft.com/office/word/2023/wordml/word16du" xmlns:w16sdtdh="http://schemas.microsoft.com/office/word/2020/wordml/sdtdatahash" xmlns:w16sdtfl="http://schemas.microsoft.com/office/word/2024/wordml/sdtformatlock" xmlns:w16se="http://schemas.microsoft.com/office/word/2015/wordml/symex" xmlns:wpg="http://schemas.microsoft.com/office/word/2010/wordprocessingGroup" xmlns:wpi="http://schemas.microsoft.com/office/word/2010/wordprocessingInk" xmlns:wne="http://schemas.microsoft.com/office/word/2006/wordml" xmlns:wps="http://schemas.microsoft.com/office/word/2010/wordprocessingShape" mc:Ignorable="w14 w15 w16se w16cid w16 w16cex w16sdtdh w16sdtfl w16du wp14">
-  <w:abstractNum w:abstractNumId="0" w15:restartNumberingAfterBreak="0">
+<w:numbering xmlns:wpc="http://schemas.microsoft.com/office/word/2010/wordprocessingCanvas" xmlns:mc="http://schemas.openxmlformats.org/markup-compatibility/2006" xmlns:o="urn:schemas-microsoft-com:office:office" xmlns:r="http://schemas.openxmlformats.org/officeDocument/2006/relationships" xmlns:m="http://schemas.openxmlformats.org/officeDocument/2006/math" xmlns:v="urn:schemas-microsoft-com:vml" xmlns:wp14="http://schemas.microsoft.com/office/word/2010/wordprocessingDrawing" xmlns:wp="http://schemas.openxmlformats.org/drawingml/2006/wordprocessingDrawing" xmlns:w10="urn:schemas-microsoft-com:office:word" xmlns:w="http://schemas.openxmlformats.org/wordprocessingml/2006/main" xmlns:w14="http://schemas.microsoft.com/office/word/2010/wordml" xmlns:wpg="http://schemas.microsoft.com/office/word/2010/wordprocessingGroup" xmlns:wpi="http://schemas.microsoft.com/office/word/2010/wordprocessingInk" xmlns:wne="http://schemas.microsoft.com/office/word/2006/wordml" xmlns:wps="http://schemas.microsoft.com/office/word/2010/wordprocessingShape" mc:Ignorable="w14 wp14">
+  <w:abstractNum w:abstractNumId="0">
     <w:nsid w:val="39455483"/>
     <w:multiLevelType w:val="hybridMultilevel"/>
     <w:tmpl w:val="D8C0EA10"/>
@@ -4935,7 +5079,7 @@
       </w:pPr>
     </w:lvl>
   </w:abstractNum>
-  <w:abstractNum w:abstractNumId="1" w15:restartNumberingAfterBreak="0">
+  <w:abstractNum w:abstractNumId="1">
     <w:nsid w:val="3D8553C6"/>
     <w:multiLevelType w:val="hybridMultilevel"/>
     <w:tmpl w:val="F1783300"/>
@@ -5024,7 +5168,7 @@
       </w:pPr>
     </w:lvl>
   </w:abstractNum>
-  <w:abstractNum w:abstractNumId="2" w15:restartNumberingAfterBreak="0">
+  <w:abstractNum w:abstractNumId="2">
     <w:nsid w:val="54C3102C"/>
     <w:multiLevelType w:val="hybridMultilevel"/>
     <w:tmpl w:val="7C6EE6A4"/>
@@ -5140,7 +5284,7 @@
       </w:pPr>
     </w:lvl>
   </w:abstractNum>
-  <w:abstractNum w:abstractNumId="3" w15:restartNumberingAfterBreak="0">
+  <w:abstractNum w:abstractNumId="3">
     <w:nsid w:val="5FA922AF"/>
     <w:multiLevelType w:val="hybridMultilevel"/>
     <w:tmpl w:val="AF62CFCC"/>
@@ -5256,7 +5400,7 @@
       </w:pPr>
     </w:lvl>
   </w:abstractNum>
-  <w:abstractNum w:abstractNumId="4" w15:restartNumberingAfterBreak="0">
+  <w:abstractNum w:abstractNumId="4">
     <w:nsid w:val="79B5545F"/>
     <w:multiLevelType w:val="hybridMultilevel"/>
     <w:tmpl w:val="2BA81956"/>
@@ -5345,26 +5489,26 @@
       </w:pPr>
     </w:lvl>
   </w:abstractNum>
-  <w:num w:numId="1" w16cid:durableId="1560021376">
+  <w:num w:numId="1">
     <w:abstractNumId w:val="2"/>
   </w:num>
-  <w:num w:numId="2" w16cid:durableId="1119957735">
+  <w:num w:numId="2">
     <w:abstractNumId w:val="3"/>
   </w:num>
-  <w:num w:numId="3" w16cid:durableId="1893032539">
+  <w:num w:numId="3">
     <w:abstractNumId w:val="1"/>
   </w:num>
-  <w:num w:numId="4" w16cid:durableId="831289102">
+  <w:num w:numId="4">
     <w:abstractNumId w:val="0"/>
   </w:num>
-  <w:num w:numId="5" w16cid:durableId="1636716827">
+  <w:num w:numId="5">
     <w:abstractNumId w:val="4"/>
   </w:num>
 </w:numbering>
 </file>
 
 <file path=word/styles.xml><?xml version="1.0" encoding="utf-8"?>
-<w:styles xmlns:mc="http://schemas.openxmlformats.org/markup-compatibility/2006" xmlns:r="http://schemas.openxmlformats.org/officeDocument/2006/relationships" xmlns:w="http://schemas.openxmlformats.org/wordprocessingml/2006/main" xmlns:w14="http://schemas.microsoft.com/office/word/2010/wordml" xmlns:w15="http://schemas.microsoft.com/office/word/2012/wordml" xmlns:w16cex="http://schemas.microsoft.com/office/word/2018/wordml/cex" xmlns:w16cid="http://schemas.microsoft.com/office/word/2016/wordml/cid" xmlns:w16="http://schemas.microsoft.com/office/word/2018/wordml" xmlns:w16du="http://schemas.microsoft.com/office/word/2023/wordml/word16du" xmlns:w16sdtdh="http://schemas.microsoft.com/office/word/2020/wordml/sdtdatahash" xmlns:w16sdtfl="http://schemas.microsoft.com/office/word/2024/wordml/sdtformatlock" xmlns:w16se="http://schemas.microsoft.com/office/word/2015/wordml/symex" mc:Ignorable="w14 w15 w16se w16cid w16 w16cex w16sdtdh w16sdtfl w16du">
+<w:styles xmlns:mc="http://schemas.openxmlformats.org/markup-compatibility/2006" xmlns:r="http://schemas.openxmlformats.org/officeDocument/2006/relationships" xmlns:w="http://schemas.openxmlformats.org/wordprocessingml/2006/main" xmlns:w14="http://schemas.microsoft.com/office/word/2010/wordml" mc:Ignorable="w14">
   <w:docDefaults>
     <w:rPrDefault>
       <w:rPr>
@@ -5374,7 +5518,7 @@
     </w:rPrDefault>
     <w:pPrDefault/>
   </w:docDefaults>
-  <w:latentStyles w:defLockedState="0" w:defUIPriority="0" w:defSemiHidden="0" w:defUnhideWhenUsed="0" w:defQFormat="0" w:count="376">
+  <w:latentStyles w:defLockedState="0" w:defUIPriority="0" w:defSemiHidden="0" w:defUnhideWhenUsed="0" w:defQFormat="0" w:count="267">
     <w:lsdException w:name="Normal" w:qFormat="1"/>
     <w:lsdException w:name="heading 1" w:qFormat="1"/>
     <w:lsdException w:name="heading 2" w:semiHidden="1" w:unhideWhenUsed="1" w:qFormat="1"/>
@@ -5552,115 +5696,6 @@
     <w:lsdException w:name="Book Title" w:uiPriority="33" w:qFormat="1"/>
     <w:lsdException w:name="Bibliography" w:semiHidden="1" w:uiPriority="37" w:unhideWhenUsed="1"/>
     <w:lsdException w:name="TOC Heading" w:semiHidden="1" w:uiPriority="39" w:unhideWhenUsed="1" w:qFormat="1"/>
-    <w:lsdException w:name="Plain Table 1" w:uiPriority="41"/>
-    <w:lsdException w:name="Plain Table 2" w:uiPriority="42"/>
-    <w:lsdException w:name="Plain Table 3" w:uiPriority="43"/>
-    <w:lsdException w:name="Plain Table 4" w:uiPriority="44"/>
-    <w:lsdException w:name="Plain Table 5" w:uiPriority="45"/>
-    <w:lsdException w:name="Grid Table Light" w:uiPriority="40"/>
-    <w:lsdException w:name="Grid Table 1 Light" w:uiPriority="46"/>
-    <w:lsdException w:name="Grid Table 2" w:uiPriority="47"/>
-    <w:lsdException w:name="Grid Table 3" w:uiPriority="48"/>
-    <w:lsdException w:name="Grid Table 4" w:uiPriority="49"/>
-    <w:lsdException w:name="Grid Table 5 Dark" w:uiPriority="50"/>
-    <w:lsdException w:name="Grid Table 6 Colorful" w:uiPriority="51"/>
-    <w:lsdException w:name="Grid Table 7 Colorful" w:uiPriority="52"/>
-    <w:lsdException w:name="Grid Table 1 Light Accent 1" w:uiPriority="46"/>
-    <w:lsdException w:name="Grid Table 2 Accent 1" w:uiPriority="47"/>
-    <w:lsdException w:name="Grid Table 3 Accent 1" w:uiPriority="48"/>
-    <w:lsdException w:name="Grid Table 4 Accent 1" w:uiPriority="49"/>
-    <w:lsdException w:name="Grid Table 5 Dark Accent 1" w:uiPriority="50"/>
-    <w:lsdException w:name="Grid Table 6 Colorful Accent 1" w:uiPriority="51"/>
-    <w:lsdException w:name="Grid Table 7 Colorful Accent 1" w:uiPriority="52"/>
-    <w:lsdException w:name="Grid Table 1 Light Accent 2" w:uiPriority="46"/>
-    <w:lsdException w:name="Grid Table 2 Accent 2" w:uiPriority="47"/>
-    <w:lsdException w:name="Grid Table 3 Accent 2" w:uiPriority="48"/>
-    <w:lsdException w:name="Grid Table 4 Accent 2" w:uiPriority="49"/>
-    <w:lsdException w:name="Grid Table 5 Dark Accent 2" w:uiPriority="50"/>
-    <w:lsdException w:name="Grid Table 6 Colorful Accent 2" w:uiPriority="51"/>
-    <w:lsdException w:name="Grid Table 7 Colorful Accent 2" w:uiPriority="52"/>
-    <w:lsdException w:name="Grid Table 1 Light Accent 3" w:uiPriority="46"/>
-    <w:lsdException w:name="Grid Table 2 Accent 3" w:uiPriority="47"/>
-    <w:lsdException w:name="Grid Table 3 Accent 3" w:uiPriority="48"/>
-    <w:lsdException w:name="Grid Table 4 Accent 3" w:uiPriority="49"/>
-    <w:lsdException w:name="Grid Table 5 Dark Accent 3" w:uiPriority="50"/>
-    <w:lsdException w:name="Grid Table 6 Colorful Accent 3" w:uiPriority="51"/>
-    <w:lsdException w:name="Grid Table 7 Colorful Accent 3" w:uiPriority="52"/>
-    <w:lsdException w:name="Grid Table 1 Light Accent 4" w:uiPriority="46"/>
-    <w:lsdException w:name="Grid Table 2 Accent 4" w:uiPriority="47"/>
-    <w:lsdException w:name="Grid Table 3 Accent 4" w:uiPriority="48"/>
-    <w:lsdException w:name="Grid Table 4 Accent 4" w:uiPriority="49"/>
-    <w:lsdException w:name="Grid Table 5 Dark Accent 4" w:uiPriority="50"/>
-    <w:lsdException w:name="Grid Table 6 Colorful Accent 4" w:uiPriority="51"/>
-    <w:lsdException w:name="Grid Table 7 Colorful Accent 4" w:uiPriority="52"/>
-    <w:lsdException w:name="Grid Table 1 Light Accent 5" w:uiPriority="46"/>
-    <w:lsdException w:name="Grid Table 2 Accent 5" w:uiPriority="47"/>
-    <w:lsdException w:name="Grid Table 3 Accent 5" w:uiPriority="48"/>
-    <w:lsdException w:name="Grid Table 4 Accent 5" w:uiPriority="49"/>
-    <w:lsdException w:name="Grid Table 5 Dark Accent 5" w:uiPriority="50"/>
-    <w:lsdException w:name="Grid Table 6 Colorful Accent 5" w:uiPriority="51"/>
-    <w:lsdException w:name="Grid Table 7 Colorful Accent 5" w:uiPriority="52"/>
-    <w:lsdException w:name="Grid Table 1 Light Accent 6" w:uiPriority="46"/>
-    <w:lsdException w:name="Grid Table 2 Accent 6" w:uiPriority="47"/>
-    <w:lsdException w:name="Grid Table 3 Accent 6" w:uiPriority="48"/>
-    <w:lsdException w:name="Grid Table 4 Accent 6" w:uiPriority="49"/>
-    <w:lsdException w:name="Grid Table 5 Dark Accent 6" w:uiPriority="50"/>
-    <w:lsdException w:name="Grid Table 6 Colorful Accent 6" w:uiPriority="51"/>
-    <w:lsdException w:name="Grid Table 7 Colorful Accent 6" w:uiPriority="52"/>
-    <w:lsdException w:name="List Table 1 Light" w:uiPriority="46"/>
-    <w:lsdException w:name="List Table 2" w:uiPriority="47"/>
-    <w:lsdException w:name="List Table 3" w:uiPriority="48"/>
-    <w:lsdException w:name="List Table 4" w:uiPriority="49"/>
-    <w:lsdException w:name="List Table 5 Dark" w:uiPriority="50"/>
-    <w:lsdException w:name="List Table 6 Colorful" w:uiPriority="51"/>
-    <w:lsdException w:name="List Table 7 Colorful" w:uiPriority="52"/>
-    <w:lsdException w:name="List Table 1 Light Accent 1" w:uiPriority="46"/>
-    <w:lsdException w:name="List Table 2 Accent 1" w:uiPriority="47"/>
-    <w:lsdException w:name="List Table 3 Accent 1" w:uiPriority="48"/>
-    <w:lsdException w:name="List Table 4 Accent 1" w:uiPriority="49"/>
-    <w:lsdException w:name="List Table 5 Dark Accent 1" w:uiPriority="50"/>
-    <w:lsdException w:name="List Table 6 Colorful Accent 1" w:uiPriority="51"/>
-    <w:lsdException w:name="List Table 7 Colorful Accent 1" w:uiPriority="52"/>
-    <w:lsdException w:name="List Table 1 Light Accent 2" w:uiPriority="46"/>
-    <w:lsdException w:name="List Table 2 Accent 2" w:uiPriority="47"/>
-    <w:lsdException w:name="List Table 3 Accent 2" w:uiPriority="48"/>
-    <w:lsdException w:name="List Table 4 Accent 2" w:uiPriority="49"/>
-    <w:lsdException w:name="List Table 5 Dark Accent 2" w:uiPriority="50"/>
-    <w:lsdException w:name="List Table 6 Colorful Accent 2" w:uiPriority="51"/>
-    <w:lsdException w:name="List Table 7 Colorful Accent 2" w:uiPriority="52"/>
-    <w:lsdException w:name="List Table 1 Light Accent 3" w:uiPriority="46"/>
-    <w:lsdException w:name="List Table 2 Accent 3" w:uiPriority="47"/>
-    <w:lsdException w:name="List Table 3 Accent 3" w:uiPriority="48"/>
-    <w:lsdException w:name="List Table 4 Accent 3" w:uiPriority="49"/>
-    <w:lsdException w:name="List Table 5 Dark Accent 3" w:uiPriority="50"/>
-    <w:lsdException w:name="List Table 6 Colorful Accent 3" w:uiPriority="51"/>
-    <w:lsdException w:name="List Table 7 Colorful Accent 3" w:uiPriority="52"/>
-    <w:lsdException w:name="List Table 1 Light Accent 4" w:uiPriority="46"/>
-    <w:lsdException w:name="List Table 2 Accent 4" w:uiPriority="47"/>
-    <w:lsdException w:name="List Table 3 Accent 4" w:uiPriority="48"/>
-    <w:lsdException w:name="List Table 4 Accent 4" w:uiPriority="49"/>
-    <w:lsdException w:name="List Table 5 Dark Accent 4" w:uiPriority="50"/>
-    <w:lsdException w:name="List Table 6 Colorful Accent 4" w:uiPriority="51"/>
-    <w:lsdException w:name="List Table 7 Colorful Accent 4" w:uiPriority="52"/>
-    <w:lsdException w:name="List Table 1 Light Accent 5" w:uiPriority="46"/>
-    <w:lsdException w:name="List Table 2 Accent 5" w:uiPriority="47"/>
-    <w:lsdException w:name="List Table 3 Accent 5" w:uiPriority="48"/>
-    <w:lsdException w:name="List Table 4 Accent 5" w:uiPriority="49"/>
-    <w:lsdException w:name="List Table 5 Dark Accent 5" w:uiPriority="50"/>
-    <w:lsdException w:name="List Table 6 Colorful Accent 5" w:uiPriority="51"/>
-    <w:lsdException w:name="List Table 7 Colorful Accent 5" w:uiPriority="52"/>
-    <w:lsdException w:name="List Table 1 Light Accent 6" w:uiPriority="46"/>
-    <w:lsdException w:name="List Table 2 Accent 6" w:uiPriority="47"/>
-    <w:lsdException w:name="List Table 3 Accent 6" w:uiPriority="48"/>
-    <w:lsdException w:name="List Table 4 Accent 6" w:uiPriority="49"/>
-    <w:lsdException w:name="List Table 5 Dark Accent 6" w:uiPriority="50"/>
-    <w:lsdException w:name="List Table 6 Colorful Accent 6" w:uiPriority="51"/>
-    <w:lsdException w:name="List Table 7 Colorful Accent 6" w:uiPriority="52"/>
-    <w:lsdException w:name="Mention" w:semiHidden="1" w:uiPriority="99" w:unhideWhenUsed="1"/>
-    <w:lsdException w:name="Smart Hyperlink" w:semiHidden="1" w:uiPriority="99" w:unhideWhenUsed="1"/>
-    <w:lsdException w:name="Hashtag" w:semiHidden="1" w:uiPriority="99" w:unhideWhenUsed="1"/>
-    <w:lsdException w:name="Unresolved Mention" w:semiHidden="1" w:uiPriority="99" w:unhideWhenUsed="1"/>
-    <w:lsdException w:name="Smart Link" w:semiHidden="1" w:uiPriority="99" w:unhideWhenUsed="1"/>
   </w:latentStyles>
   <w:style w:type="paragraph" w:default="1" w:styleId="a">
     <w:name w:val="Normal"/>
@@ -5843,6 +5878,196 @@
       <w:bCs/>
       <w:color w:val="0000FF"/>
     </w:rPr>
+  </w:style>
+</w:styles>
+</file>
+
+<file path=word/stylesWithEffects.xml><?xml version="1.0" encoding="utf-8"?>
+<w:styles xmlns:wpc="http://schemas.microsoft.com/office/word/2010/wordprocessingCanvas" xmlns:mc="http://schemas.openxmlformats.org/markup-compatibility/2006" xmlns:o="urn:schemas-microsoft-com:office:office" xmlns:r="http://schemas.openxmlformats.org/officeDocument/2006/relationships" xmlns:m="http://schemas.openxmlformats.org/officeDocument/2006/math" xmlns:v="urn:schemas-microsoft-com:vml" xmlns:wp14="http://schemas.microsoft.com/office/word/2010/wordprocessingDrawing" xmlns:wp="http://schemas.openxmlformats.org/drawingml/2006/wordprocessingDrawing" xmlns:w10="urn:schemas-microsoft-com:office:word" xmlns:w="http://schemas.openxmlformats.org/wordprocessingml/2006/main" xmlns:w14="http://schemas.microsoft.com/office/word/2010/wordml" xmlns:wpg="http://schemas.microsoft.com/office/word/2010/wordprocessingGroup" xmlns:wpi="http://schemas.microsoft.com/office/word/2010/wordprocessingInk" xmlns:wne="http://schemas.microsoft.com/office/word/2006/wordml" xmlns:wps="http://schemas.microsoft.com/office/word/2010/wordprocessingShape" mc:Ignorable="w14 wp14">
+  <w:docDefaults>
+    <w:rPrDefault>
+      <w:rPr>
+        <w:rFonts w:asciiTheme="minorHAnsi" w:eastAsiaTheme="minorEastAsia" w:hAnsiTheme="minorHAnsi" w:cstheme="minorBidi"/>
+        <w:kern w:val="2"/>
+        <w:sz w:val="24"/>
+        <w:szCs w:val="22"/>
+        <w:lang w:val="en-US" w:eastAsia="zh-TW" w:bidi="ar-SA"/>
+      </w:rPr>
+    </w:rPrDefault>
+    <w:pPrDefault/>
+  </w:docDefaults>
+  <w:latentStyles w:defLockedState="0" w:defUIPriority="99" w:defSemiHidden="1" w:defUnhideWhenUsed="1" w:defQFormat="0" w:count="267">
+    <w:lsdException w:name="Normal" w:semiHidden="0" w:uiPriority="0" w:unhideWhenUsed="0" w:qFormat="1"/>
+    <w:lsdException w:name="heading 1" w:semiHidden="0" w:uiPriority="9" w:unhideWhenUsed="0" w:qFormat="1"/>
+    <w:lsdException w:name="heading 2" w:uiPriority="9" w:qFormat="1"/>
+    <w:lsdException w:name="heading 3" w:uiPriority="9" w:qFormat="1"/>
+    <w:lsdException w:name="heading 4" w:uiPriority="9" w:qFormat="1"/>
+    <w:lsdException w:name="heading 5" w:uiPriority="9" w:qFormat="1"/>
+    <w:lsdException w:name="heading 6" w:uiPriority="9" w:qFormat="1"/>
+    <w:lsdException w:name="heading 7" w:uiPriority="9" w:qFormat="1"/>
+    <w:lsdException w:name="heading 8" w:uiPriority="9" w:qFormat="1"/>
+    <w:lsdException w:name="heading 9" w:uiPriority="9" w:qFormat="1"/>
+    <w:lsdException w:name="toc 1" w:uiPriority="39"/>
+    <w:lsdException w:name="toc 2" w:uiPriority="39"/>
+    <w:lsdException w:name="toc 3" w:uiPriority="39"/>
+    <w:lsdException w:name="toc 4" w:uiPriority="39"/>
+    <w:lsdException w:name="toc 5" w:uiPriority="39"/>
+    <w:lsdException w:name="toc 6" w:uiPriority="39"/>
+    <w:lsdException w:name="toc 7" w:uiPriority="39"/>
+    <w:lsdException w:name="toc 8" w:uiPriority="39"/>
+    <w:lsdException w:name="toc 9" w:uiPriority="39"/>
+    <w:lsdException w:name="caption" w:uiPriority="35" w:qFormat="1"/>
+    <w:lsdException w:name="Title" w:semiHidden="0" w:uiPriority="10" w:unhideWhenUsed="0" w:qFormat="1"/>
+    <w:lsdException w:name="Default Paragraph Font" w:uiPriority="1"/>
+    <w:lsdException w:name="Subtitle" w:semiHidden="0" w:uiPriority="11" w:unhideWhenUsed="0" w:qFormat="1"/>
+    <w:lsdException w:name="Strong" w:semiHidden="0" w:uiPriority="22" w:unhideWhenUsed="0" w:qFormat="1"/>
+    <w:lsdException w:name="Emphasis" w:semiHidden="0" w:uiPriority="20" w:unhideWhenUsed="0" w:qFormat="1"/>
+    <w:lsdException w:name="Table Grid" w:semiHidden="0" w:uiPriority="59" w:unhideWhenUsed="0"/>
+    <w:lsdException w:name="Placeholder Text" w:unhideWhenUsed="0"/>
+    <w:lsdException w:name="No Spacing" w:semiHidden="0" w:uiPriority="1" w:unhideWhenUsed="0" w:qFormat="1"/>
+    <w:lsdException w:name="Light Shading" w:semiHidden="0" w:uiPriority="60" w:unhideWhenUsed="0"/>
+    <w:lsdException w:name="Light List" w:semiHidden="0" w:uiPriority="61" w:unhideWhenUsed="0"/>
+    <w:lsdException w:name="Light Grid" w:semiHidden="0" w:uiPriority="62" w:unhideWhenUsed="0"/>
+    <w:lsdException w:name="Medium Shading 1" w:semiHidden="0" w:uiPriority="63" w:unhideWhenUsed="0"/>
+    <w:lsdException w:name="Medium Shading 2" w:semiHidden="0" w:uiPriority="64" w:unhideWhenUsed="0"/>
+    <w:lsdException w:name="Medium List 1" w:semiHidden="0" w:uiPriority="65" w:unhideWhenUsed="0"/>
+    <w:lsdException w:name="Medium List 2" w:semiHidden="0" w:uiPriority="66" w:unhideWhenUsed="0"/>
+    <w:lsdException w:name="Medium Grid 1" w:semiHidden="0" w:uiPriority="67" w:unhideWhenUsed="0"/>
+    <w:lsdException w:name="Medium Grid 2" w:semiHidden="0" w:uiPriority="68" w:unhideWhenUsed="0"/>
+    <w:lsdException w:name="Medium Grid 3" w:semiHidden="0" w:uiPriority="69" w:unhideWhenUsed="0"/>
+    <w:lsdException w:name="Dark List" w:semiHidden="0" w:uiPriority="70" w:unhideWhenUsed="0"/>
+    <w:lsdException w:name="Colorful Shading" w:semiHidden="0" w:uiPriority="71" w:unhideWhenUsed="0"/>
+    <w:lsdException w:name="Colorful List" w:semiHidden="0" w:uiPriority="72" w:unhideWhenUsed="0"/>
+    <w:lsdException w:name="Colorful Grid" w:semiHidden="0" w:uiPriority="73" w:unhideWhenUsed="0"/>
+    <w:lsdException w:name="Light Shading Accent 1" w:semiHidden="0" w:uiPriority="60" w:unhideWhenUsed="0"/>
+    <w:lsdException w:name="Light List Accent 1" w:semiHidden="0" w:uiPriority="61" w:unhideWhenUsed="0"/>
+    <w:lsdException w:name="Light Grid Accent 1" w:semiHidden="0" w:uiPriority="62" w:unhideWhenUsed="0"/>
+    <w:lsdException w:name="Medium Shading 1 Accent 1" w:semiHidden="0" w:uiPriority="63" w:unhideWhenUsed="0"/>
+    <w:lsdException w:name="Medium Shading 2 Accent 1" w:semiHidden="0" w:uiPriority="64" w:unhideWhenUsed="0"/>
+    <w:lsdException w:name="Medium List 1 Accent 1" w:semiHidden="0" w:uiPriority="65" w:unhideWhenUsed="0"/>
+    <w:lsdException w:name="Revision" w:unhideWhenUsed="0"/>
+    <w:lsdException w:name="List Paragraph" w:semiHidden="0" w:uiPriority="34" w:unhideWhenUsed="0" w:qFormat="1"/>
+    <w:lsdException w:name="Quote" w:semiHidden="0" w:uiPriority="29" w:unhideWhenUsed="0" w:qFormat="1"/>
+    <w:lsdException w:name="Intense Quote" w:semiHidden="0" w:uiPriority="30" w:unhideWhenUsed="0" w:qFormat="1"/>
+    <w:lsdException w:name="Medium List 2 Accent 1" w:semiHidden="0" w:uiPriority="66" w:unhideWhenUsed="0"/>
+    <w:lsdException w:name="Medium Grid 1 Accent 1" w:semiHidden="0" w:uiPriority="67" w:unhideWhenUsed="0"/>
+    <w:lsdException w:name="Medium Grid 2 Accent 1" w:semiHidden="0" w:uiPriority="68" w:unhideWhenUsed="0"/>
+    <w:lsdException w:name="Medium Grid 3 Accent 1" w:semiHidden="0" w:uiPriority="69" w:unhideWhenUsed="0"/>
+    <w:lsdException w:name="Dark List Accent 1" w:semiHidden="0" w:uiPriority="70" w:unhideWhenUsed="0"/>
+    <w:lsdException w:name="Colorful Shading Accent 1" w:semiHidden="0" w:uiPriority="71" w:unhideWhenUsed="0"/>
+    <w:lsdException w:name="Colorful List Accent 1" w:semiHidden="0" w:uiPriority="72" w:unhideWhenUsed="0"/>
+    <w:lsdException w:name="Colorful Grid Accent 1" w:semiHidden="0" w:uiPriority="73" w:unhideWhenUsed="0"/>
+    <w:lsdException w:name="Light Shading Accent 2" w:semiHidden="0" w:uiPriority="60" w:unhideWhenUsed="0"/>
+    <w:lsdException w:name="Light List Accent 2" w:semiHidden="0" w:uiPriority="61" w:unhideWhenUsed="0"/>
+    <w:lsdException w:name="Light Grid Accent 2" w:semiHidden="0" w:uiPriority="62" w:unhideWhenUsed="0"/>
+    <w:lsdException w:name="Medium Shading 1 Accent 2" w:semiHidden="0" w:uiPriority="63" w:unhideWhenUsed="0"/>
+    <w:lsdException w:name="Medium Shading 2 Accent 2" w:semiHidden="0" w:uiPriority="64" w:unhideWhenUsed="0"/>
+    <w:lsdException w:name="Medium List 1 Accent 2" w:semiHidden="0" w:uiPriority="65" w:unhideWhenUsed="0"/>
+    <w:lsdException w:name="Medium List 2 Accent 2" w:semiHidden="0" w:uiPriority="66" w:unhideWhenUsed="0"/>
+    <w:lsdException w:name="Medium Grid 1 Accent 2" w:semiHidden="0" w:uiPriority="67" w:unhideWhenUsed="0"/>
+    <w:lsdException w:name="Medium Grid 2 Accent 2" w:semiHidden="0" w:uiPriority="68" w:unhideWhenUsed="0"/>
+    <w:lsdException w:name="Medium Grid 3 Accent 2" w:semiHidden="0" w:uiPriority="69" w:unhideWhenUsed="0"/>
+    <w:lsdException w:name="Dark List Accent 2" w:semiHidden="0" w:uiPriority="70" w:unhideWhenUsed="0"/>
+    <w:lsdException w:name="Colorful Shading Accent 2" w:semiHidden="0" w:uiPriority="71" w:unhideWhenUsed="0"/>
+    <w:lsdException w:name="Colorful List Accent 2" w:semiHidden="0" w:uiPriority="72" w:unhideWhenUsed="0"/>
+    <w:lsdException w:name="Colorful Grid Accent 2" w:semiHidden="0" w:uiPriority="73" w:unhideWhenUsed="0"/>
+    <w:lsdException w:name="Light Shading Accent 3" w:semiHidden="0" w:uiPriority="60" w:unhideWhenUsed="0"/>
+    <w:lsdException w:name="Light List Accent 3" w:semiHidden="0" w:uiPriority="61" w:unhideWhenUsed="0"/>
+    <w:lsdException w:name="Light Grid Accent 3" w:semiHidden="0" w:uiPriority="62" w:unhideWhenUsed="0"/>
+    <w:lsdException w:name="Medium Shading 1 Accent 3" w:semiHidden="0" w:uiPriority="63" w:unhideWhenUsed="0"/>
+    <w:lsdException w:name="Medium Shading 2 Accent 3" w:semiHidden="0" w:uiPriority="64" w:unhideWhenUsed="0"/>
+    <w:lsdException w:name="Medium List 1 Accent 3" w:semiHidden="0" w:uiPriority="65" w:unhideWhenUsed="0"/>
+    <w:lsdException w:name="Medium List 2 Accent 3" w:semiHidden="0" w:uiPriority="66" w:unhideWhenUsed="0"/>
+    <w:lsdException w:name="Medium Grid 1 Accent 3" w:semiHidden="0" w:uiPriority="67" w:unhideWhenUsed="0"/>
+    <w:lsdException w:name="Medium Grid 2 Accent 3" w:semiHidden="0" w:uiPriority="68" w:unhideWhenUsed="0"/>
+    <w:lsdException w:name="Medium Grid 3 Accent 3" w:semiHidden="0" w:uiPriority="69" w:unhideWhenUsed="0"/>
+    <w:lsdException w:name="Dark List Accent 3" w:semiHidden="0" w:uiPriority="70" w:unhideWhenUsed="0"/>
+    <w:lsdException w:name="Colorful Shading Accent 3" w:semiHidden="0" w:uiPriority="71" w:unhideWhenUsed="0"/>
+    <w:lsdException w:name="Colorful List Accent 3" w:semiHidden="0" w:uiPriority="72" w:unhideWhenUsed="0"/>
+    <w:lsdException w:name="Colorful Grid Accent 3" w:semiHidden="0" w:uiPriority="73" w:unhideWhenUsed="0"/>
+    <w:lsdException w:name="Light Shading Accent 4" w:semiHidden="0" w:uiPriority="60" w:unhideWhenUsed="0"/>
+    <w:lsdException w:name="Light List Accent 4" w:semiHidden="0" w:uiPriority="61" w:unhideWhenUsed="0"/>
+    <w:lsdException w:name="Light Grid Accent 4" w:semiHidden="0" w:uiPriority="62" w:unhideWhenUsed="0"/>
+    <w:lsdException w:name="Medium Shading 1 Accent 4" w:semiHidden="0" w:uiPriority="63" w:unhideWhenUsed="0"/>
+    <w:lsdException w:name="Medium Shading 2 Accent 4" w:semiHidden="0" w:uiPriority="64" w:unhideWhenUsed="0"/>
+    <w:lsdException w:name="Medium List 1 Accent 4" w:semiHidden="0" w:uiPriority="65" w:unhideWhenUsed="0"/>
+    <w:lsdException w:name="Medium List 2 Accent 4" w:semiHidden="0" w:uiPriority="66" w:unhideWhenUsed="0"/>
+    <w:lsdException w:name="Medium Grid 1 Accent 4" w:semiHidden="0" w:uiPriority="67" w:unhideWhenUsed="0"/>
+    <w:lsdException w:name="Medium Grid 2 Accent 4" w:semiHidden="0" w:uiPriority="68" w:unhideWhenUsed="0"/>
+    <w:lsdException w:name="Medium Grid 3 Accent 4" w:semiHidden="0" w:uiPriority="69" w:unhideWhenUsed="0"/>
+    <w:lsdException w:name="Dark List Accent 4" w:semiHidden="0" w:uiPriority="70" w:unhideWhenUsed="0"/>
+    <w:lsdException w:name="Colorful Shading Accent 4" w:semiHidden="0" w:uiPriority="71" w:unhideWhenUsed="0"/>
+    <w:lsdException w:name="Colorful List Accent 4" w:semiHidden="0" w:uiPriority="72" w:unhideWhenUsed="0"/>
+    <w:lsdException w:name="Colorful Grid Accent 4" w:semiHidden="0" w:uiPriority="73" w:unhideWhenUsed="0"/>
+    <w:lsdException w:name="Light Shading Accent 5" w:semiHidden="0" w:uiPriority="60" w:unhideWhenUsed="0"/>
+    <w:lsdException w:name="Light List Accent 5" w:semiHidden="0" w:uiPriority="61" w:unhideWhenUsed="0"/>
+    <w:lsdException w:name="Light Grid Accent 5" w:semiHidden="0" w:uiPriority="62" w:unhideWhenUsed="0"/>
+    <w:lsdException w:name="Medium Shading 1 Accent 5" w:semiHidden="0" w:uiPriority="63" w:unhideWhenUsed="0"/>
+    <w:lsdException w:name="Medium Shading 2 Accent 5" w:semiHidden="0" w:uiPriority="64" w:unhideWhenUsed="0"/>
+    <w:lsdException w:name="Medium List 1 Accent 5" w:semiHidden="0" w:uiPriority="65" w:unhideWhenUsed="0"/>
+    <w:lsdException w:name="Medium List 2 Accent 5" w:semiHidden="0" w:uiPriority="66" w:unhideWhenUsed="0"/>
+    <w:lsdException w:name="Medium Grid 1 Accent 5" w:semiHidden="0" w:uiPriority="67" w:unhideWhenUsed="0"/>
+    <w:lsdException w:name="Medium Grid 2 Accent 5" w:semiHidden="0" w:uiPriority="68" w:unhideWhenUsed="0"/>
+    <w:lsdException w:name="Medium Grid 3 Accent 5" w:semiHidden="0" w:uiPriority="69" w:unhideWhenUsed="0"/>
+    <w:lsdException w:name="Dark List Accent 5" w:semiHidden="0" w:uiPriority="70" w:unhideWhenUsed="0"/>
+    <w:lsdException w:name="Colorful Shading Accent 5" w:semiHidden="0" w:uiPriority="71" w:unhideWhenUsed="0"/>
+    <w:lsdException w:name="Colorful List Accent 5" w:semiHidden="0" w:uiPriority="72" w:unhideWhenUsed="0"/>
+    <w:lsdException w:name="Colorful Grid Accent 5" w:semiHidden="0" w:uiPriority="73" w:unhideWhenUsed="0"/>
+    <w:lsdException w:name="Light Shading Accent 6" w:semiHidden="0" w:uiPriority="60" w:unhideWhenUsed="0"/>
+    <w:lsdException w:name="Light List Accent 6" w:semiHidden="0" w:uiPriority="61" w:unhideWhenUsed="0"/>
+    <w:lsdException w:name="Light Grid Accent 6" w:semiHidden="0" w:uiPriority="62" w:unhideWhenUsed="0"/>
+    <w:lsdException w:name="Medium Shading 1 Accent 6" w:semiHidden="0" w:uiPriority="63" w:unhideWhenUsed="0"/>
+    <w:lsdException w:name="Medium Shading 2 Accent 6" w:semiHidden="0" w:uiPriority="64" w:unhideWhenUsed="0"/>
+    <w:lsdException w:name="Medium List 1 Accent 6" w:semiHidden="0" w:uiPriority="65" w:unhideWhenUsed="0"/>
+    <w:lsdException w:name="Medium List 2 Accent 6" w:semiHidden="0" w:uiPriority="66" w:unhideWhenUsed="0"/>
+    <w:lsdException w:name="Medium Grid 1 Accent 6" w:semiHidden="0" w:uiPriority="67" w:unhideWhenUsed="0"/>
+    <w:lsdException w:name="Medium Grid 2 Accent 6" w:semiHidden="0" w:uiPriority="68" w:unhideWhenUsed="0"/>
+    <w:lsdException w:name="Medium Grid 3 Accent 6" w:semiHidden="0" w:uiPriority="69" w:unhideWhenUsed="0"/>
+    <w:lsdException w:name="Dark List Accent 6" w:semiHidden="0" w:uiPriority="70" w:unhideWhenUsed="0"/>
+    <w:lsdException w:name="Colorful Shading Accent 6" w:semiHidden="0" w:uiPriority="71" w:unhideWhenUsed="0"/>
+    <w:lsdException w:name="Colorful List Accent 6" w:semiHidden="0" w:uiPriority="72" w:unhideWhenUsed="0"/>
+    <w:lsdException w:name="Colorful Grid Accent 6" w:semiHidden="0" w:uiPriority="73" w:unhideWhenUsed="0"/>
+    <w:lsdException w:name="Subtle Emphasis" w:semiHidden="0" w:uiPriority="19" w:unhideWhenUsed="0" w:qFormat="1"/>
+    <w:lsdException w:name="Intense Emphasis" w:semiHidden="0" w:uiPriority="21" w:unhideWhenUsed="0" w:qFormat="1"/>
+    <w:lsdException w:name="Subtle Reference" w:semiHidden="0" w:uiPriority="31" w:unhideWhenUsed="0" w:qFormat="1"/>
+    <w:lsdException w:name="Intense Reference" w:semiHidden="0" w:uiPriority="32" w:unhideWhenUsed="0" w:qFormat="1"/>
+    <w:lsdException w:name="Book Title" w:semiHidden="0" w:uiPriority="33" w:unhideWhenUsed="0" w:qFormat="1"/>
+    <w:lsdException w:name="Bibliography" w:uiPriority="37"/>
+    <w:lsdException w:name="TOC Heading" w:uiPriority="39" w:qFormat="1"/>
+  </w:latentStyles>
+  <w:style w:type="paragraph" w:default="1" w:styleId="a">
+    <w:name w:val="Normal"/>
+    <w:qFormat/>
+    <w:pPr>
+      <w:widowControl w:val="0"/>
+    </w:pPr>
+  </w:style>
+  <w:style w:type="character" w:default="1" w:styleId="a0">
+    <w:name w:val="Default Paragraph Font"/>
+    <w:uiPriority w:val="1"/>
+    <w:semiHidden/>
+    <w:unhideWhenUsed/>
+  </w:style>
+  <w:style w:type="table" w:default="1" w:styleId="a1">
+    <w:name w:val="Normal Table"/>
+    <w:uiPriority w:val="99"/>
+    <w:semiHidden/>
+    <w:unhideWhenUsed/>
+    <w:tblPr>
+      <w:tblInd w:w="0" w:type="dxa"/>
+      <w:tblCellMar>
+        <w:top w:w="0" w:type="dxa"/>
+        <w:left w:w="108" w:type="dxa"/>
+        <w:bottom w:w="0" w:type="dxa"/>
+        <w:right w:w="108" w:type="dxa"/>
+      </w:tblCellMar>
+    </w:tblPr>
+  </w:style>
+  <w:style w:type="numbering" w:default="1" w:styleId="a2">
+    <w:name w:val="No List"/>
+    <w:uiPriority w:val="99"/>
+    <w:semiHidden/>
+    <w:unhideWhenUsed/>
   </w:style>
 </w:styles>
 </file>
@@ -6102,7 +6327,7 @@
   <a:extraClrSchemeLst/>
   <a:extLst>
     <a:ext uri="{05A4C25C-085E-4340-85A3-A5531E510DB2}">
-      <thm15:themeFamily xmlns:thm15="http://schemas.microsoft.com/office/thememl/2012/main" name="Office Theme" id="{62F939B6-93AF-4DB8-9C6B-D6C7DFDC589F}" vid="{4A3C46E8-61CC-4603-A589-7422A47A8E4A}"/>
+      <thm15:themeFamily xmlns:thm15="http://schemas.microsoft.com/office/thememl/2012/main" xmlns="" name="Office Theme" id="{62F939B6-93AF-4DB8-9C6B-D6C7DFDC589F}" vid="{4A3C46E8-61CC-4603-A589-7422A47A8E4A}"/>
     </a:ext>
   </a:extLst>
 </a:theme>
@@ -6113,7 +6338,7 @@
 </file>
 
 <file path=customXml/itemProps1.xml><?xml version="1.0" encoding="utf-8"?>
-<ds:datastoreItem xmlns:ds="http://schemas.openxmlformats.org/officeDocument/2006/customXml" ds:itemID="{0E698E62-230E-4B54-9EC4-05910E65BE51}">
+<ds:datastoreItem xmlns:ds="http://schemas.openxmlformats.org/officeDocument/2006/customXml" ds:itemID="{903FA7CB-9D04-4178-B1B7-57279BF5F6FA}">
   <ds:schemaRefs>
     <ds:schemaRef ds:uri="http://schemas.openxmlformats.org/officeDocument/2006/bibliography"/>
   </ds:schemaRefs>
